--- a/Pract2Entrega/Memoria practica 2.docx
+++ b/Pract2Entrega/Memoria practica 2.docx
@@ -73,40 +73,22 @@
     <w:tbl>
       <w:tblPr>
         <w:tblStyle w:val="Tablaconcuadrcula"/>
-        <w:tblpPr w:leftFromText="141" w:rightFromText="141" w:vertAnchor="page" w:horzAnchor="margin" w:tblpY="3511"/>
-        <w:tblW w:w="8519" w:type="dxa"/>
+        <w:tblW w:w="8192" w:type="dxa"/>
+        <w:tblInd w:w="149" w:type="dxa"/>
         <w:tblLook w:val="04A0" w:firstRow="1" w:lastRow="0" w:firstColumn="1" w:lastColumn="0" w:noHBand="0" w:noVBand="1"/>
       </w:tblPr>
       <w:tblGrid>
-        <w:gridCol w:w="1703"/>
-        <w:gridCol w:w="1704"/>
-        <w:gridCol w:w="1704"/>
-        <w:gridCol w:w="1704"/>
-        <w:gridCol w:w="1704"/>
+        <w:gridCol w:w="2730"/>
+        <w:gridCol w:w="2731"/>
+        <w:gridCol w:w="2731"/>
       </w:tblGrid>
       <w:tr>
         <w:trPr>
-          <w:trHeight w:val="567"/>
+          <w:trHeight w:val="283"/>
         </w:trPr>
         <w:tc>
           <w:tcPr>
-            <w:tcW w:w="1703" w:type="dxa"/>
-            <w:tcBorders>
-              <w:top w:val="nil"/>
-              <w:left w:val="nil"/>
-              <w:bottom w:val="nil"/>
-              <w:right w:val="single" w:sz="4" w:space="0" w:color="auto"/>
-            </w:tcBorders>
-          </w:tcPr>
-          <w:p/>
-        </w:tc>
-        <w:tc>
-          <w:tcPr>
-            <w:tcW w:w="3408" w:type="dxa"/>
-            <w:gridSpan w:val="2"/>
-            <w:tcBorders>
-              <w:left w:val="single" w:sz="4" w:space="0" w:color="auto"/>
-            </w:tcBorders>
+            <w:tcW w:w="2730" w:type="dxa"/>
           </w:tcPr>
           <w:p>
             <w:pPr>
@@ -114,21 +96,26 @@
               <w:rPr>
                 <w:b/>
                 <w:bCs/>
+                <w:sz w:val="24"/>
+                <w:szCs w:val="24"/>
+                <w:u w:val="single"/>
               </w:rPr>
             </w:pPr>
             <w:r>
               <w:rPr>
                 <w:b/>
                 <w:bCs/>
+                <w:sz w:val="24"/>
+                <w:szCs w:val="24"/>
+                <w:u w:val="single"/>
               </w:rPr>
-              <w:t>Sin ponderación</w:t>
+              <w:t>1 dron</w:t>
             </w:r>
           </w:p>
         </w:tc>
         <w:tc>
           <w:tcPr>
-            <w:tcW w:w="3408" w:type="dxa"/>
-            <w:gridSpan w:val="2"/>
+            <w:tcW w:w="2731" w:type="dxa"/>
           </w:tcPr>
           <w:p>
             <w:pPr>
@@ -136,29 +123,26 @@
               <w:rPr>
                 <w:b/>
                 <w:bCs/>
+                <w:sz w:val="24"/>
+                <w:szCs w:val="24"/>
+                <w:u w:val="single"/>
               </w:rPr>
             </w:pPr>
             <w:r>
               <w:rPr>
                 <w:b/>
                 <w:bCs/>
+                <w:sz w:val="24"/>
+                <w:szCs w:val="24"/>
+                <w:u w:val="single"/>
               </w:rPr>
-              <w:t>Con ponderación</w:t>
+              <w:t>3 drones</w:t>
             </w:r>
           </w:p>
         </w:tc>
-      </w:tr>
-      <w:tr>
-        <w:trPr>
-          <w:trHeight w:val="584"/>
-        </w:trPr>
         <w:tc>
           <w:tcPr>
-            <w:tcW w:w="1703" w:type="dxa"/>
-            <w:tcBorders>
-              <w:top w:val="nil"/>
-              <w:left w:val="nil"/>
-            </w:tcBorders>
+            <w:tcW w:w="2731" w:type="dxa"/>
           </w:tcPr>
           <w:p>
             <w:pPr>
@@ -166,433 +150,262 @@
               <w:rPr>
                 <w:b/>
                 <w:bCs/>
-              </w:rPr>
-            </w:pPr>
-          </w:p>
-        </w:tc>
-        <w:tc>
-          <w:tcPr>
-            <w:tcW w:w="1704" w:type="dxa"/>
-          </w:tcPr>
-          <w:p>
-            <w:pPr>
-              <w:jc w:val="center"/>
-              <w:rPr>
-                <w:b/>
-                <w:bCs/>
+                <w:sz w:val="24"/>
+                <w:szCs w:val="24"/>
+                <w:u w:val="single"/>
               </w:rPr>
             </w:pPr>
             <w:r>
               <w:rPr>
                 <w:b/>
                 <w:bCs/>
+                <w:sz w:val="24"/>
+                <w:szCs w:val="24"/>
+                <w:u w:val="single"/>
               </w:rPr>
-              <w:t>Binario</w:t>
-            </w:r>
-          </w:p>
-        </w:tc>
-        <w:tc>
-          <w:tcPr>
-            <w:tcW w:w="1704" w:type="dxa"/>
-          </w:tcPr>
-          <w:p>
-            <w:pPr>
-              <w:jc w:val="center"/>
-              <w:rPr>
-                <w:b/>
-                <w:bCs/>
-              </w:rPr>
-            </w:pPr>
-            <w:r>
-              <w:rPr>
-                <w:b/>
-                <w:bCs/>
-              </w:rPr>
-              <w:t>Real</w:t>
-            </w:r>
-          </w:p>
-        </w:tc>
-        <w:tc>
-          <w:tcPr>
-            <w:tcW w:w="1704" w:type="dxa"/>
-          </w:tcPr>
-          <w:p>
-            <w:pPr>
-              <w:jc w:val="center"/>
-              <w:rPr>
-                <w:b/>
-                <w:bCs/>
-              </w:rPr>
-            </w:pPr>
-            <w:r>
-              <w:rPr>
-                <w:b/>
-                <w:bCs/>
-              </w:rPr>
-              <w:t>Binario</w:t>
-            </w:r>
-          </w:p>
-        </w:tc>
-        <w:tc>
-          <w:tcPr>
-            <w:tcW w:w="1704" w:type="dxa"/>
-          </w:tcPr>
-          <w:p>
-            <w:pPr>
-              <w:jc w:val="center"/>
-              <w:rPr>
-                <w:b/>
-                <w:bCs/>
-              </w:rPr>
-            </w:pPr>
-            <w:r>
-              <w:rPr>
-                <w:b/>
-                <w:bCs/>
-              </w:rPr>
-              <w:t>Real</w:t>
+              <w:t>5 drones</w:t>
             </w:r>
           </w:p>
         </w:tc>
       </w:tr>
       <w:tr>
         <w:trPr>
-          <w:trHeight w:val="799"/>
+          <w:trHeight w:val="283"/>
         </w:trPr>
         <w:tc>
           <w:tcPr>
-            <w:tcW w:w="1703" w:type="dxa"/>
+            <w:tcW w:w="2730" w:type="dxa"/>
           </w:tcPr>
           <w:p>
             <w:pPr>
-              <w:rPr>
-                <w:b/>
-                <w:bCs/>
-              </w:rPr>
-            </w:pPr>
-          </w:p>
-          <w:p>
-            <w:pPr>
               <w:jc w:val="center"/>
-              <w:rPr>
-                <w:b/>
-                <w:bCs/>
-              </w:rPr>
             </w:pPr>
             <w:r>
-              <w:rPr>
-                <w:b/>
-                <w:bCs/>
-              </w:rPr>
-              <w:t>Escenario 1</w:t>
+              <w:t>300</w:t>
             </w:r>
           </w:p>
         </w:tc>
         <w:tc>
           <w:tcPr>
-            <w:tcW w:w="1704" w:type="dxa"/>
+            <w:tcW w:w="2731" w:type="dxa"/>
           </w:tcPr>
           <w:p>
             <w:pPr>
               <w:jc w:val="center"/>
             </w:pPr>
-            <w:hyperlink w:anchor="M1_B0" w:history="1">
-              <w:r>
-                <w:rPr>
-                  <w:rStyle w:val="Hipervnculo"/>
-                </w:rPr>
-                <w:t>Resultado</w:t>
-              </w:r>
-            </w:hyperlink>
+            <w:r>
+              <w:t>275</w:t>
+            </w:r>
           </w:p>
         </w:tc>
         <w:tc>
           <w:tcPr>
-            <w:tcW w:w="1704" w:type="dxa"/>
+            <w:tcW w:w="2731" w:type="dxa"/>
           </w:tcPr>
           <w:p>
             <w:pPr>
               <w:jc w:val="center"/>
             </w:pPr>
-            <w:hyperlink w:anchor="M1_R0" w:history="1">
-              <w:r>
-                <w:rPr>
-                  <w:rStyle w:val="Hipervnculo"/>
-                </w:rPr>
-                <w:t>Resultado</w:t>
-              </w:r>
-            </w:hyperlink>
-          </w:p>
-        </w:tc>
-        <w:tc>
-          <w:tcPr>
-            <w:tcW w:w="1704" w:type="dxa"/>
-          </w:tcPr>
-          <w:p>
-            <w:pPr>
-              <w:jc w:val="center"/>
-            </w:pPr>
-            <w:hyperlink w:anchor="M1_B1" w:history="1">
-              <w:r>
-                <w:rPr>
-                  <w:rStyle w:val="Hipervnculo"/>
-                </w:rPr>
-                <w:t>Resultado</w:t>
-              </w:r>
-            </w:hyperlink>
-          </w:p>
-        </w:tc>
-        <w:tc>
-          <w:tcPr>
-            <w:tcW w:w="1704" w:type="dxa"/>
-          </w:tcPr>
-          <w:p>
-            <w:pPr>
-              <w:jc w:val="center"/>
-            </w:pPr>
-            <w:hyperlink w:anchor="M1_R1" w:history="1">
-              <w:r>
-                <w:rPr>
-                  <w:rStyle w:val="Hipervnculo"/>
-                </w:rPr>
-                <w:t>Resultado</w:t>
-              </w:r>
-            </w:hyperlink>
-          </w:p>
-        </w:tc>
-      </w:tr>
-      <w:tr>
-        <w:trPr>
-          <w:trHeight w:val="749"/>
-        </w:trPr>
-        <w:tc>
-          <w:tcPr>
-            <w:tcW w:w="1703" w:type="dxa"/>
-          </w:tcPr>
-          <w:p>
-            <w:pPr>
-              <w:jc w:val="center"/>
-              <w:rPr>
-                <w:b/>
-                <w:bCs/>
-              </w:rPr>
-            </w:pPr>
-          </w:p>
-          <w:p>
-            <w:pPr>
-              <w:jc w:val="center"/>
-              <w:rPr>
-                <w:b/>
-                <w:bCs/>
-              </w:rPr>
-            </w:pPr>
             <w:r>
-              <w:rPr>
-                <w:b/>
-                <w:bCs/>
-              </w:rPr>
-              <w:t>Escenario 2</w:t>
+              <w:t>240</w:t>
             </w:r>
-          </w:p>
-        </w:tc>
-        <w:tc>
-          <w:tcPr>
-            <w:tcW w:w="1704" w:type="dxa"/>
-          </w:tcPr>
-          <w:p>
-            <w:pPr>
-              <w:jc w:val="center"/>
-            </w:pPr>
-            <w:hyperlink w:anchor="M2_B0" w:history="1">
-              <w:r>
-                <w:rPr>
-                  <w:rStyle w:val="Hipervnculo"/>
-                </w:rPr>
-                <w:t>Resultado</w:t>
-              </w:r>
-            </w:hyperlink>
-          </w:p>
-        </w:tc>
-        <w:tc>
-          <w:tcPr>
-            <w:tcW w:w="1704" w:type="dxa"/>
-          </w:tcPr>
-          <w:p>
-            <w:pPr>
-              <w:jc w:val="center"/>
-            </w:pPr>
-            <w:hyperlink w:anchor="M2_R0" w:history="1">
-              <w:r>
-                <w:rPr>
-                  <w:rStyle w:val="Hipervnculo"/>
-                </w:rPr>
-                <w:t>Resultado</w:t>
-              </w:r>
-            </w:hyperlink>
-          </w:p>
-        </w:tc>
-        <w:tc>
-          <w:tcPr>
-            <w:tcW w:w="1704" w:type="dxa"/>
-          </w:tcPr>
-          <w:p>
-            <w:pPr>
-              <w:jc w:val="center"/>
-            </w:pPr>
-            <w:hyperlink w:anchor="M2_B1" w:history="1">
-              <w:r>
-                <w:rPr>
-                  <w:rStyle w:val="Hipervnculo"/>
-                </w:rPr>
-                <w:t>Resultado</w:t>
-              </w:r>
-            </w:hyperlink>
-          </w:p>
-        </w:tc>
-        <w:tc>
-          <w:tcPr>
-            <w:tcW w:w="1704" w:type="dxa"/>
-          </w:tcPr>
-          <w:p>
-            <w:pPr>
-              <w:jc w:val="center"/>
-            </w:pPr>
-            <w:hyperlink w:anchor="M2_R1" w:history="1">
-              <w:r>
-                <w:rPr>
-                  <w:rStyle w:val="Hipervnculo"/>
-                </w:rPr>
-                <w:t>Resultado</w:t>
-              </w:r>
-            </w:hyperlink>
-          </w:p>
-        </w:tc>
-      </w:tr>
-      <w:tr>
-        <w:trPr>
-          <w:trHeight w:val="710"/>
-        </w:trPr>
-        <w:tc>
-          <w:tcPr>
-            <w:tcW w:w="1703" w:type="dxa"/>
-          </w:tcPr>
-          <w:p>
-            <w:pPr>
-              <w:jc w:val="center"/>
-              <w:rPr>
-                <w:b/>
-                <w:bCs/>
-              </w:rPr>
-            </w:pPr>
-          </w:p>
-          <w:p>
-            <w:pPr>
-              <w:jc w:val="center"/>
-              <w:rPr>
-                <w:b/>
-                <w:bCs/>
-              </w:rPr>
-            </w:pPr>
-            <w:r>
-              <w:rPr>
-                <w:b/>
-                <w:bCs/>
-              </w:rPr>
-              <w:t>Escenario 3</w:t>
-            </w:r>
-          </w:p>
-        </w:tc>
-        <w:tc>
-          <w:tcPr>
-            <w:tcW w:w="1704" w:type="dxa"/>
-          </w:tcPr>
-          <w:p>
-            <w:pPr>
-              <w:jc w:val="center"/>
-            </w:pPr>
-            <w:hyperlink w:anchor="M3_B0" w:history="1">
-              <w:r>
-                <w:rPr>
-                  <w:rStyle w:val="Hipervnculo"/>
-                </w:rPr>
-                <w:t>Resultado</w:t>
-              </w:r>
-            </w:hyperlink>
-          </w:p>
-        </w:tc>
-        <w:tc>
-          <w:tcPr>
-            <w:tcW w:w="1704" w:type="dxa"/>
-          </w:tcPr>
-          <w:p>
-            <w:pPr>
-              <w:jc w:val="center"/>
-            </w:pPr>
-            <w:hyperlink w:anchor="M3_R0" w:history="1">
-              <w:r>
-                <w:rPr>
-                  <w:rStyle w:val="Hipervnculo"/>
-                </w:rPr>
-                <w:t>Resultado</w:t>
-              </w:r>
-            </w:hyperlink>
-          </w:p>
-        </w:tc>
-        <w:tc>
-          <w:tcPr>
-            <w:tcW w:w="1704" w:type="dxa"/>
-          </w:tcPr>
-          <w:p>
-            <w:pPr>
-              <w:jc w:val="center"/>
-            </w:pPr>
-            <w:hyperlink w:anchor="M3_B1" w:history="1">
-              <w:r>
-                <w:rPr>
-                  <w:rStyle w:val="Hipervnculo"/>
-                </w:rPr>
-                <w:t>Resultado</w:t>
-              </w:r>
-            </w:hyperlink>
-          </w:p>
-        </w:tc>
-        <w:tc>
-          <w:tcPr>
-            <w:tcW w:w="1704" w:type="dxa"/>
-          </w:tcPr>
-          <w:p>
-            <w:pPr>
-              <w:jc w:val="center"/>
-            </w:pPr>
           </w:p>
         </w:tc>
       </w:tr>
     </w:tbl>
     <w:p>
       <w:pPr>
-        <w:rPr>
-          <w:u w:val="single"/>
-        </w:rPr>
+        <w:jc w:val="both"/>
       </w:pPr>
-    </w:p>
-    <w:p>
-      <w:r>
-        <w:t>El fitness medio tiende a ser mayor con la evolución binaria en los mapas</w:t>
-      </w:r>
-    </w:p>
-    <w:p/>
-    <w:p/>
-    <w:p/>
-    <w:p/>
-    <w:p/>
-    <w:p/>
-    <w:p/>
+      <w:r>
+        <w:rPr>
+          <w:noProof/>
+        </w:rPr>
+        <w:drawing>
+          <wp:anchor distT="0" distB="0" distL="114300" distR="114300" simplePos="0" relativeHeight="251658240" behindDoc="0" locked="0" layoutInCell="1" allowOverlap="1" wp14:anchorId="2A86A38D" wp14:editId="07565302">
+            <wp:simplePos x="0" y="0"/>
+            <wp:positionH relativeFrom="margin">
+              <wp:posOffset>676910</wp:posOffset>
+            </wp:positionH>
+            <wp:positionV relativeFrom="paragraph">
+              <wp:posOffset>16510</wp:posOffset>
+            </wp:positionV>
+            <wp:extent cx="4046220" cy="1720216"/>
+            <wp:effectExtent l="0" t="0" r="0" b="0"/>
+            <wp:wrapSquare wrapText="bothSides"/>
+            <wp:docPr id="1951096668" name="Imagen 3"/>
+            <wp:cNvGraphicFramePr>
+              <a:graphicFrameLocks xmlns:a="http://schemas.openxmlformats.org/drawingml/2006/main" noChangeAspect="1"/>
+            </wp:cNvGraphicFramePr>
+            <a:graphic xmlns:a="http://schemas.openxmlformats.org/drawingml/2006/main">
+              <a:graphicData uri="http://schemas.openxmlformats.org/drawingml/2006/picture">
+                <pic:pic xmlns:pic="http://schemas.openxmlformats.org/drawingml/2006/picture">
+                  <pic:nvPicPr>
+                    <pic:cNvPr id="0" name="Picture 3"/>
+                    <pic:cNvPicPr>
+                      <a:picLocks noChangeAspect="1" noChangeArrowheads="1"/>
+                    </pic:cNvPicPr>
+                  </pic:nvPicPr>
+                  <pic:blipFill>
+                    <a:blip r:embed="rId4" cstate="print">
+                      <a:extLst>
+                        <a:ext uri="{28A0092B-C50C-407E-A947-70E740481C1C}">
+                          <a14:useLocalDpi xmlns:a14="http://schemas.microsoft.com/office/drawing/2010/main" val="0"/>
+                        </a:ext>
+                      </a:extLst>
+                    </a:blip>
+                    <a:srcRect/>
+                    <a:stretch>
+                      <a:fillRect/>
+                    </a:stretch>
+                  </pic:blipFill>
+                  <pic:spPr bwMode="auto">
+                    <a:xfrm>
+                      <a:off x="0" y="0"/>
+                      <a:ext cx="4046220" cy="1720216"/>
+                    </a:xfrm>
+                    <a:prstGeom prst="rect">
+                      <a:avLst/>
+                    </a:prstGeom>
+                    <a:noFill/>
+                    <a:ln>
+                      <a:noFill/>
+                    </a:ln>
+                  </pic:spPr>
+                </pic:pic>
+              </a:graphicData>
+            </a:graphic>
+          </wp:anchor>
+        </w:drawing>
+      </w:r>
+    </w:p>
     <w:p>
       <w:pPr>
-        <w:spacing w:line="278" w:lineRule="auto"/>
+        <w:jc w:val="center"/>
       </w:pPr>
-      <w:r>
-        <w:br w:type="page"/>
+    </w:p>
+    <w:p>
+      <w:pPr>
+        <w:jc w:val="center"/>
+      </w:pPr>
+      <w:r>
+        <w:rPr>
+          <w:noProof/>
+        </w:rPr>
+        <w:drawing>
+          <wp:inline distT="0" distB="0" distL="0" distR="0" wp14:anchorId="3CF519F6" wp14:editId="2D0080B4">
+            <wp:extent cx="3977640" cy="1710329"/>
+            <wp:effectExtent l="0" t="0" r="3810" b="4445"/>
+            <wp:docPr id="852677697" name="Imagen 2"/>
+            <wp:cNvGraphicFramePr>
+              <a:graphicFrameLocks xmlns:a="http://schemas.openxmlformats.org/drawingml/2006/main" noChangeAspect="1"/>
+            </wp:cNvGraphicFramePr>
+            <a:graphic xmlns:a="http://schemas.openxmlformats.org/drawingml/2006/main">
+              <a:graphicData uri="http://schemas.openxmlformats.org/drawingml/2006/picture">
+                <pic:pic xmlns:pic="http://schemas.openxmlformats.org/drawingml/2006/picture">
+                  <pic:nvPicPr>
+                    <pic:cNvPr id="0" name="Picture 2"/>
+                    <pic:cNvPicPr>
+                      <a:picLocks noChangeAspect="1" noChangeArrowheads="1"/>
+                    </pic:cNvPicPr>
+                  </pic:nvPicPr>
+                  <pic:blipFill>
+                    <a:blip r:embed="rId5" cstate="print">
+                      <a:extLst>
+                        <a:ext uri="{28A0092B-C50C-407E-A947-70E740481C1C}">
+                          <a14:useLocalDpi xmlns:a14="http://schemas.microsoft.com/office/drawing/2010/main" val="0"/>
+                        </a:ext>
+                      </a:extLst>
+                    </a:blip>
+                    <a:srcRect/>
+                    <a:stretch>
+                      <a:fillRect/>
+                    </a:stretch>
+                  </pic:blipFill>
+                  <pic:spPr bwMode="auto">
+                    <a:xfrm>
+                      <a:off x="0" y="0"/>
+                      <a:ext cx="3982639" cy="1712478"/>
+                    </a:xfrm>
+                    <a:prstGeom prst="rect">
+                      <a:avLst/>
+                    </a:prstGeom>
+                    <a:noFill/>
+                    <a:ln>
+                      <a:noFill/>
+                    </a:ln>
+                  </pic:spPr>
+                </pic:pic>
+              </a:graphicData>
+            </a:graphic>
+          </wp:inline>
+        </w:drawing>
+      </w:r>
+    </w:p>
+    <w:p>
+      <w:pPr>
+        <w:jc w:val="center"/>
+      </w:pPr>
+      <w:r>
+        <w:rPr>
+          <w:noProof/>
+        </w:rPr>
+        <w:drawing>
+          <wp:inline distT="0" distB="0" distL="0" distR="0" wp14:anchorId="4EC017FB" wp14:editId="63D63D74">
+            <wp:extent cx="4010725" cy="1722120"/>
+            <wp:effectExtent l="0" t="0" r="8890" b="0"/>
+            <wp:docPr id="1787140089" name="Imagen 9"/>
+            <wp:cNvGraphicFramePr>
+              <a:graphicFrameLocks xmlns:a="http://schemas.openxmlformats.org/drawingml/2006/main" noChangeAspect="1"/>
+            </wp:cNvGraphicFramePr>
+            <a:graphic xmlns:a="http://schemas.openxmlformats.org/drawingml/2006/main">
+              <a:graphicData uri="http://schemas.openxmlformats.org/drawingml/2006/picture">
+                <pic:pic xmlns:pic="http://schemas.openxmlformats.org/drawingml/2006/picture">
+                  <pic:nvPicPr>
+                    <pic:cNvPr id="0" name="Picture 9"/>
+                    <pic:cNvPicPr>
+                      <a:picLocks noChangeAspect="1" noChangeArrowheads="1"/>
+                    </pic:cNvPicPr>
+                  </pic:nvPicPr>
+                  <pic:blipFill>
+                    <a:blip r:embed="rId6" cstate="print">
+                      <a:extLst>
+                        <a:ext uri="{28A0092B-C50C-407E-A947-70E740481C1C}">
+                          <a14:useLocalDpi xmlns:a14="http://schemas.microsoft.com/office/drawing/2010/main" val="0"/>
+                        </a:ext>
+                      </a:extLst>
+                    </a:blip>
+                    <a:srcRect/>
+                    <a:stretch>
+                      <a:fillRect/>
+                    </a:stretch>
+                  </pic:blipFill>
+                  <pic:spPr bwMode="auto">
+                    <a:xfrm>
+                      <a:off x="0" y="0"/>
+                      <a:ext cx="4010725" cy="1722120"/>
+                    </a:xfrm>
+                    <a:prstGeom prst="rect">
+                      <a:avLst/>
+                    </a:prstGeom>
+                    <a:noFill/>
+                    <a:ln>
+                      <a:noFill/>
+                    </a:ln>
+                  </pic:spPr>
+                </pic:pic>
+              </a:graphicData>
+            </a:graphic>
+          </wp:inline>
+        </w:drawing>
+      </w:r>
+    </w:p>
+    <w:p>
+      <w:pPr>
+        <w:jc w:val="both"/>
+      </w:pPr>
+      <w:r>
+        <w:t>Por regla general, cuantos más drones se incluyen en la ecuación, mejor fitness sacan gracias a su capacidad de repartirse las tareas y equilibrar costes entre todos los drones, a pesar de posibles penalizaciones que se puedan llevar por ser más (el MaxT – MinT * peso).</w:t>
       </w:r>
     </w:p>
     <w:p>
@@ -607,39 +420,366 @@
           <w:b/>
           <w:bCs/>
         </w:rPr>
+        <w:t>Reparto de tareas</w:t>
+      </w:r>
+    </w:p>
+    <w:p>
+      <w:r>
+        <w:t>Ambos alumnos participaron en todas las ramas, pero para generalizar el desarrollo:</w:t>
+      </w:r>
+    </w:p>
+    <w:p>
+      <w:r>
+        <w:t>Los métodos de cruces y mutaciones principalmente hechos por Javier. El evaluate, el algoritmo de búsqueda estrella y la interfaz, fue principalmente hecha por María.</w:t>
+      </w:r>
+      <w:r>
+        <w:br w:type="page"/>
+      </w:r>
+    </w:p>
+    <w:p>
+      <w:pPr>
+        <w:rPr>
+          <w:b/>
+          <w:bCs/>
+        </w:rPr>
+      </w:pPr>
+      <w:r>
+        <w:rPr>
+          <w:b/>
+          <w:bCs/>
+        </w:rPr>
         <w:lastRenderedPageBreak/>
-        <w:t>Reparto de tareas</w:t>
-      </w:r>
-    </w:p>
-    <w:p>
-      <w:r>
-        <w:t>Ambos alumnos participaron en todas las ramas, pero para generalizar el desarrollo:</w:t>
-      </w:r>
-    </w:p>
-    <w:p>
-      <w:r>
-        <w:t xml:space="preserve">Los </w:t>
-      </w:r>
-      <w:r>
-        <w:t>métodos de cruces y mutaciones</w:t>
-      </w:r>
-      <w:r>
-        <w:t xml:space="preserve"> principalmente hechos por Javier. </w:t>
-      </w:r>
-      <w:r>
-        <w:t>El evaluate, el algoritmo de búsqueda estrella y la interfaz</w:t>
-      </w:r>
-      <w:r>
-        <w:t>, fue principalmente hech</w:t>
-      </w:r>
-      <w:r>
-        <w:t>a</w:t>
-      </w:r>
-      <w:r>
-        <w:t xml:space="preserve"> por María.</w:t>
+        <w:t>Mutación heurística</w:t>
+      </w:r>
+    </w:p>
+    <w:p>
+      <w:r>
+        <w:rPr>
+          <w:noProof/>
+        </w:rPr>
+        <w:drawing>
+          <wp:inline distT="0" distB="0" distL="0" distR="0" wp14:anchorId="1E652AFB" wp14:editId="2A2E9A74">
+            <wp:extent cx="5387340" cy="2446020"/>
+            <wp:effectExtent l="0" t="0" r="3810" b="0"/>
+            <wp:docPr id="937121812" name="Imagen 8"/>
+            <wp:cNvGraphicFramePr>
+              <a:graphicFrameLocks xmlns:a="http://schemas.openxmlformats.org/drawingml/2006/main" noChangeAspect="1"/>
+            </wp:cNvGraphicFramePr>
+            <a:graphic xmlns:a="http://schemas.openxmlformats.org/drawingml/2006/main">
+              <a:graphicData uri="http://schemas.openxmlformats.org/drawingml/2006/picture">
+                <pic:pic xmlns:pic="http://schemas.openxmlformats.org/drawingml/2006/picture">
+                  <pic:nvPicPr>
+                    <pic:cNvPr id="0" name="Picture 8"/>
+                    <pic:cNvPicPr>
+                      <a:picLocks noChangeAspect="1" noChangeArrowheads="1"/>
+                    </pic:cNvPicPr>
+                  </pic:nvPicPr>
+                  <pic:blipFill>
+                    <a:blip r:embed="rId7" cstate="print">
+                      <a:extLst>
+                        <a:ext uri="{28A0092B-C50C-407E-A947-70E740481C1C}">
+                          <a14:useLocalDpi xmlns:a14="http://schemas.microsoft.com/office/drawing/2010/main" val="0"/>
+                        </a:ext>
+                      </a:extLst>
+                    </a:blip>
+                    <a:srcRect/>
+                    <a:stretch>
+                      <a:fillRect/>
+                    </a:stretch>
+                  </pic:blipFill>
+                  <pic:spPr bwMode="auto">
+                    <a:xfrm>
+                      <a:off x="0" y="0"/>
+                      <a:ext cx="5387340" cy="2446020"/>
+                    </a:xfrm>
+                    <a:prstGeom prst="rect">
+                      <a:avLst/>
+                    </a:prstGeom>
+                    <a:noFill/>
+                    <a:ln>
+                      <a:noFill/>
+                    </a:ln>
+                  </pic:spPr>
+                </pic:pic>
+              </a:graphicData>
+            </a:graphic>
+          </wp:inline>
+        </w:drawing>
+      </w:r>
+    </w:p>
+    <w:p>
+      <w:r>
+        <w:t>Utilizando la mutación heurística pudimos comprobar que el average de las generaciones acaba siendo muy similar al de los mejores de cada generación. Esto probablemente será porque el método heurístico en sí ya muta los cromosomas pillando la versión con el mejor fitness</w:t>
+      </w:r>
+    </w:p>
+    <w:p>
+      <w:pPr>
+        <w:rPr>
+          <w:b/>
+          <w:bCs/>
+        </w:rPr>
+      </w:pPr>
+      <w:r>
+        <w:rPr>
+          <w:b/>
+          <w:bCs/>
+        </w:rPr>
+        <w:t>Mutación de inserción</w:t>
+      </w:r>
+    </w:p>
+    <w:p>
+      <w:r>
+        <w:rPr>
+          <w:noProof/>
+        </w:rPr>
+        <w:drawing>
+          <wp:inline distT="0" distB="0" distL="0" distR="0" wp14:anchorId="5982E4D5" wp14:editId="432D9B76">
+            <wp:extent cx="5387340" cy="2346960"/>
+            <wp:effectExtent l="0" t="0" r="3810" b="0"/>
+            <wp:docPr id="1590913996" name="Imagen 5"/>
+            <wp:cNvGraphicFramePr>
+              <a:graphicFrameLocks xmlns:a="http://schemas.openxmlformats.org/drawingml/2006/main" noChangeAspect="1"/>
+            </wp:cNvGraphicFramePr>
+            <a:graphic xmlns:a="http://schemas.openxmlformats.org/drawingml/2006/main">
+              <a:graphicData uri="http://schemas.openxmlformats.org/drawingml/2006/picture">
+                <pic:pic xmlns:pic="http://schemas.openxmlformats.org/drawingml/2006/picture">
+                  <pic:nvPicPr>
+                    <pic:cNvPr id="0" name="Picture 5"/>
+                    <pic:cNvPicPr>
+                      <a:picLocks noChangeAspect="1" noChangeArrowheads="1"/>
+                    </pic:cNvPicPr>
+                  </pic:nvPicPr>
+                  <pic:blipFill>
+                    <a:blip r:embed="rId8" cstate="print">
+                      <a:extLst>
+                        <a:ext uri="{28A0092B-C50C-407E-A947-70E740481C1C}">
+                          <a14:useLocalDpi xmlns:a14="http://schemas.microsoft.com/office/drawing/2010/main" val="0"/>
+                        </a:ext>
+                      </a:extLst>
+                    </a:blip>
+                    <a:srcRect/>
+                    <a:stretch>
+                      <a:fillRect/>
+                    </a:stretch>
+                  </pic:blipFill>
+                  <pic:spPr bwMode="auto">
+                    <a:xfrm>
+                      <a:off x="0" y="0"/>
+                      <a:ext cx="5387340" cy="2346960"/>
+                    </a:xfrm>
+                    <a:prstGeom prst="rect">
+                      <a:avLst/>
+                    </a:prstGeom>
+                    <a:noFill/>
+                    <a:ln>
+                      <a:noFill/>
+                    </a:ln>
+                  </pic:spPr>
+                </pic:pic>
+              </a:graphicData>
+            </a:graphic>
+          </wp:inline>
+        </w:drawing>
+      </w:r>
+    </w:p>
+    <w:p>
+      <w:r>
+        <w:t xml:space="preserve">Utilizando la mutación de inserción obtuvimos una media muy variante, que a veces sacaba resultados que se aproximaban mucho a los mejores absolutos, pero </w:t>
+      </w:r>
+      <w:r>
+        <w:t>varían en exceso</w:t>
+      </w:r>
+      <w:r>
+        <w:t xml:space="preserve"> por su naturaleza aleatoria</w:t>
+      </w:r>
+      <w:r>
+        <w:t>.</w:t>
+      </w:r>
+    </w:p>
+    <w:p>
+      <w:pPr>
+        <w:rPr>
+          <w:b/>
+          <w:bCs/>
+        </w:rPr>
+      </w:pPr>
+    </w:p>
+    <w:p>
+      <w:pPr>
+        <w:rPr>
+          <w:b/>
+          <w:bCs/>
+        </w:rPr>
+      </w:pPr>
+    </w:p>
+    <w:p>
+      <w:pPr>
+        <w:rPr>
+          <w:b/>
+          <w:bCs/>
+        </w:rPr>
+      </w:pPr>
+    </w:p>
+    <w:p>
+      <w:pPr>
+        <w:rPr>
+          <w:b/>
+          <w:bCs/>
+        </w:rPr>
+      </w:pPr>
+    </w:p>
+    <w:p>
+      <w:pPr>
+        <w:rPr>
+          <w:b/>
+          <w:bCs/>
+        </w:rPr>
+      </w:pPr>
+    </w:p>
+    <w:p>
+      <w:pPr>
+        <w:rPr>
+          <w:b/>
+          <w:bCs/>
+        </w:rPr>
+      </w:pPr>
+    </w:p>
+    <w:p>
+      <w:pPr>
+        <w:rPr>
+          <w:b/>
+          <w:bCs/>
+        </w:rPr>
+      </w:pPr>
+      <w:r>
+        <w:rPr>
+          <w:b/>
+          <w:bCs/>
+        </w:rPr>
+        <w:lastRenderedPageBreak/>
+        <w:t>Mutación de intercambio</w:t>
+      </w:r>
+    </w:p>
+    <w:p>
+      <w:r>
+        <w:rPr>
+          <w:noProof/>
+        </w:rPr>
+        <w:drawing>
+          <wp:inline distT="0" distB="0" distL="0" distR="0" wp14:anchorId="69FAF87B" wp14:editId="5D208225">
+            <wp:extent cx="5387340" cy="2316480"/>
+            <wp:effectExtent l="0" t="0" r="3810" b="7620"/>
+            <wp:docPr id="179950062" name="Imagen 6"/>
+            <wp:cNvGraphicFramePr>
+              <a:graphicFrameLocks xmlns:a="http://schemas.openxmlformats.org/drawingml/2006/main" noChangeAspect="1"/>
+            </wp:cNvGraphicFramePr>
+            <a:graphic xmlns:a="http://schemas.openxmlformats.org/drawingml/2006/main">
+              <a:graphicData uri="http://schemas.openxmlformats.org/drawingml/2006/picture">
+                <pic:pic xmlns:pic="http://schemas.openxmlformats.org/drawingml/2006/picture">
+                  <pic:nvPicPr>
+                    <pic:cNvPr id="0" name="Picture 6"/>
+                    <pic:cNvPicPr>
+                      <a:picLocks noChangeAspect="1" noChangeArrowheads="1"/>
+                    </pic:cNvPicPr>
+                  </pic:nvPicPr>
+                  <pic:blipFill>
+                    <a:blip r:embed="rId9" cstate="print">
+                      <a:extLst>
+                        <a:ext uri="{28A0092B-C50C-407E-A947-70E740481C1C}">
+                          <a14:useLocalDpi xmlns:a14="http://schemas.microsoft.com/office/drawing/2010/main" val="0"/>
+                        </a:ext>
+                      </a:extLst>
+                    </a:blip>
+                    <a:srcRect/>
+                    <a:stretch>
+                      <a:fillRect/>
+                    </a:stretch>
+                  </pic:blipFill>
+                  <pic:spPr bwMode="auto">
+                    <a:xfrm>
+                      <a:off x="0" y="0"/>
+                      <a:ext cx="5387340" cy="2316480"/>
+                    </a:xfrm>
+                    <a:prstGeom prst="rect">
+                      <a:avLst/>
+                    </a:prstGeom>
+                    <a:noFill/>
+                    <a:ln>
+                      <a:noFill/>
+                    </a:ln>
+                  </pic:spPr>
+                </pic:pic>
+              </a:graphicData>
+            </a:graphic>
+          </wp:inline>
+        </w:drawing>
+      </w:r>
+    </w:p>
+    <w:p>
+      <w:r>
+        <w:t xml:space="preserve">Aquí podemos comprobar que hay un punto donde la media prácticamente se mezcla con el mejor resultado posible. Esto tiene sentido, ya que se están intercambiando los valores de los cromosomas. Y, a medida que estos mejoran su fitness más y más, estos se van igualando más y más. </w:t>
       </w:r>
     </w:p>
     <w:p/>
+    <w:p>
+      <w:pPr>
+        <w:rPr>
+          <w:b/>
+          <w:bCs/>
+        </w:rPr>
+      </w:pPr>
+      <w:r>
+        <w:rPr>
+          <w:b/>
+          <w:bCs/>
+        </w:rPr>
+        <w:t>Mutación de inversión</w:t>
+      </w:r>
+    </w:p>
+    <w:p>
+      <w:r>
+        <w:drawing>
+          <wp:inline distT="0" distB="0" distL="0" distR="0" wp14:anchorId="0A3B7D96" wp14:editId="10C8D053">
+            <wp:extent cx="5400040" cy="2454910"/>
+            <wp:effectExtent l="0" t="0" r="0" b="2540"/>
+            <wp:docPr id="1413761140" name="Imagen 1"/>
+            <wp:cNvGraphicFramePr>
+              <a:graphicFrameLocks xmlns:a="http://schemas.openxmlformats.org/drawingml/2006/main" noChangeAspect="1"/>
+            </wp:cNvGraphicFramePr>
+            <a:graphic xmlns:a="http://schemas.openxmlformats.org/drawingml/2006/main">
+              <a:graphicData uri="http://schemas.openxmlformats.org/drawingml/2006/picture">
+                <pic:pic xmlns:pic="http://schemas.openxmlformats.org/drawingml/2006/picture">
+                  <pic:nvPicPr>
+                    <pic:cNvPr id="1413761140" name=""/>
+                    <pic:cNvPicPr/>
+                  </pic:nvPicPr>
+                  <pic:blipFill>
+                    <a:blip r:embed="rId10"/>
+                    <a:stretch>
+                      <a:fillRect/>
+                    </a:stretch>
+                  </pic:blipFill>
+                  <pic:spPr>
+                    <a:xfrm>
+                      <a:off x="0" y="0"/>
+                      <a:ext cx="5400040" cy="2454910"/>
+                    </a:xfrm>
+                    <a:prstGeom prst="rect">
+                      <a:avLst/>
+                    </a:prstGeom>
+                  </pic:spPr>
+                </pic:pic>
+              </a:graphicData>
+            </a:graphic>
+          </wp:inline>
+        </w:drawing>
+      </w:r>
+    </w:p>
+    <w:p>
+      <w:r>
+        <w:t>Esta mutación se aproxima también mucho al absolut best, pero por su variación es capaz de realizar picos en el promedio de todos los cromosomas, aunque luego vuelvan de nuevo al absolute best</w:t>
+      </w:r>
+    </w:p>
     <w:sectPr>
       <w:pgSz w:w="11906" w:h="16838"/>
       <w:pgMar w:top="1417" w:right="1701" w:bottom="1417" w:left="1701" w:header="708" w:footer="708" w:gutter="0"/>
